--- a/EXPORTS/DOCX/published/niveau2/Dutch/Science.docx
+++ b/EXPORTS/DOCX/published/niveau2/Dutch/Science.docx
@@ -283,46 +283,7 @@
           <w:color w:val="000000"/>
           <w:sz w:val="24"/>
         </w:rPr>
-        <w:t xml:space="preserve"> in Leiden en de Homo erectus fossielen die tijdens deze o</w:t>
-      </w:r>
-      <w:r>
-        <w:rPr>
-          <w:u w:val="single" w:color="0000ff"/>
-          <w:rFonts w:ascii="Charis SIL Regular" w:hAnsi="Charis SIL Regular" w:eastAsia="Charis SIL Regular"/>
-          <w:b w:val="0"/>
-          <w:i w:val="0"/>
-          <w:color w:val="000000"/>
-          <w:sz w:val="24"/>
-        </w:rPr>
-        <w:t>p</w:t>
-      </w:r>
-      <w:r>
-        <w:rPr>
-          <w:u w:val="single" w:color="0000ff"/>
-          <w:rFonts w:ascii="Charis SIL Regular" w:hAnsi="Charis SIL Regular" w:eastAsia="Charis SIL Regular"/>
-          <w:b w:val="0"/>
-          <w:i w:val="0"/>
-          <w:color w:val="000000"/>
-          <w:sz w:val="24"/>
-        </w:rPr>
-        <w:hyperlink r:id="rId9" w:history="1">
-          <w:r>
-            <w:rPr>
-              <w:rStyle w:val="Hyperlink"/>
-            </w:rPr>
-            <w:t>gravinge</w:t>
-          </w:r>
-        </w:hyperlink>
-      </w:r>
-      <w:r>
-        <w:rPr>
-          <w:rFonts w:ascii="Charis SIL Regular" w:hAnsi="Charis SIL Regular" w:eastAsia="Charis SIL Regular"/>
-          <w:b w:val="0"/>
-          <w:i w:val="0"/>
-          <w:color w:val="000000"/>
-          <w:sz w:val="24"/>
-        </w:rPr>
-        <w:t xml:space="preserve">n </w:t>
+        <w:t xml:space="preserve"> in Leiden en de Homo erectus fossielen die tijdens deze opgravingen </w:t>
       </w:r>
       <w:r>
         <w:rPr>
@@ -879,7 +840,7 @@
           <w:sz w:val="24"/>
           <w:u w:val="single"/>
         </w:rPr>
-        <w:hyperlink r:id="rId11" w:history="1">
+        <w:hyperlink r:id="rId10" w:history="1">
           <w:r>
             <w:rPr>
               <w:rStyle w:val="Hyperlink"/>
@@ -1085,7 +1046,7 @@
           <w:sz w:val="24"/>
           <w:u w:val="single"/>
         </w:rPr>
-        <w:hyperlink r:id="rId11" w:history="1">
+        <w:hyperlink r:id="rId10" w:history="1">
           <w:r>
             <w:rPr>
               <w:rStyle w:val="Hyperlink"/>
@@ -1103,7 +1064,7 @@
           <w:sz w:val="24"/>
           <w:u w:val="single"/>
         </w:rPr>
-        <w:hyperlink r:id="rId11" w:history="1">
+        <w:hyperlink r:id="rId10" w:history="1">
           <w:r>
             <w:rPr>
               <w:rStyle w:val="Hyperlink"/>
@@ -1121,7 +1082,7 @@
           <w:sz w:val="24"/>
           <w:u w:val="single"/>
         </w:rPr>
-        <w:hyperlink r:id="rId11" w:history="1">
+        <w:hyperlink r:id="rId10" w:history="1">
           <w:r>
             <w:rPr>
               <w:rStyle w:val="Hyperlink"/>
@@ -2180,7 +2141,7 @@
           <w:sz w:val="24"/>
           <w:u w:val="single"/>
         </w:rPr>
-        <w:hyperlink r:id="rId11" w:history="1">
+        <w:hyperlink r:id="rId15" w:history="1">
           <w:r>
             <w:rPr>
               <w:rStyle w:val="Hyperlink"/>
@@ -2198,7 +2159,7 @@
           <w:sz w:val="24"/>
           <w:u w:val="single"/>
         </w:rPr>
-        <w:hyperlink r:id="rId11" w:history="1">
+        <w:hyperlink r:id="rId15" w:history="1">
           <w:r>
             <w:rPr>
               <w:rStyle w:val="Hyperlink"/>
@@ -3107,13 +3068,21 @@
       </w:r>
       <w:r>
         <w:rPr>
+          <w:u w:val="single" w:color="0000ff"/>
           <w:rFonts w:ascii="Charis SIL Regular" w:hAnsi="Charis SIL Regular" w:eastAsia="Charis SIL Regular"/>
           <w:b w:val="0"/>
           <w:i w:val="0"/>
           <w:color w:val="000000"/>
           <w:sz w:val="24"/>
         </w:rPr>
-        <w:t xml:space="preserve">, </w:t>
+        <w:hyperlink r:id="rId16" w:history="1">
+          <w:r>
+            <w:rPr>
+              <w:rStyle w:val="Hyperlink"/>
+            </w:rPr>
+            <w:t xml:space="preserve">, </w:t>
+          </w:r>
+        </w:hyperlink>
       </w:r>
       <w:r>
         <w:rPr>

--- a/EXPORTS/DOCX/published/niveau2/Dutch/Science.docx
+++ b/EXPORTS/DOCX/published/niveau2/Dutch/Science.docx
@@ -283,7 +283,46 @@
           <w:color w:val="000000"/>
           <w:sz w:val="24"/>
         </w:rPr>
-        <w:t xml:space="preserve"> in Leiden en de Homo erectus fossielen die tijdens deze opgravingen </w:t>
+        <w:t xml:space="preserve"> in Leiden en de Homo erectus fossielen die tijdens deze o</w:t>
+      </w:r>
+      <w:r>
+        <w:rPr>
+          <w:u w:val="single" w:color="0000ff"/>
+          <w:rFonts w:ascii="Charis SIL Regular" w:hAnsi="Charis SIL Regular" w:eastAsia="Charis SIL Regular"/>
+          <w:b w:val="0"/>
+          <w:i w:val="0"/>
+          <w:color w:val="000000"/>
+          <w:sz w:val="24"/>
+        </w:rPr>
+        <w:t>p</w:t>
+      </w:r>
+      <w:r>
+        <w:rPr>
+          <w:u w:val="single" w:color="0000ff"/>
+          <w:rFonts w:ascii="Charis SIL Regular" w:hAnsi="Charis SIL Regular" w:eastAsia="Charis SIL Regular"/>
+          <w:b w:val="0"/>
+          <w:i w:val="0"/>
+          <w:color w:val="000000"/>
+          <w:sz w:val="24"/>
+        </w:rPr>
+        <w:hyperlink r:id="rId9" w:history="1">
+          <w:r>
+            <w:rPr>
+              <w:rStyle w:val="Hyperlink"/>
+            </w:rPr>
+            <w:t>gravinge</w:t>
+          </w:r>
+        </w:hyperlink>
+      </w:r>
+      <w:r>
+        <w:rPr>
+          <w:rFonts w:ascii="Charis SIL Regular" w:hAnsi="Charis SIL Regular" w:eastAsia="Charis SIL Regular"/>
+          <w:b w:val="0"/>
+          <w:i w:val="0"/>
+          <w:color w:val="000000"/>
+          <w:sz w:val="24"/>
+        </w:rPr>
+        <w:t xml:space="preserve">n </w:t>
       </w:r>
       <w:r>
         <w:rPr>
@@ -811,7 +850,7 @@
           <w:sz w:val="24"/>
           <w:u w:val="single"/>
         </w:rPr>
-        <w:hyperlink r:id="rId11" w:history="1">
+        <w:hyperlink r:id="rId10" w:history="1">
           <w:r>
             <w:rPr>
               <w:rStyle w:val="Hyperlink"/>
@@ -858,7 +897,7 @@
           <w:sz w:val="24"/>
           <w:u w:val="single"/>
         </w:rPr>
-        <w:hyperlink r:id="rId11" w:history="1">
+        <w:hyperlink r:id="rId10" w:history="1">
           <w:r>
             <w:rPr>
               <w:rStyle w:val="Hyperlink"/>
@@ -876,7 +915,7 @@
           <w:sz w:val="24"/>
           <w:u w:val="single"/>
         </w:rPr>
-        <w:hyperlink r:id="rId11" w:history="1">
+        <w:hyperlink r:id="rId10" w:history="1">
           <w:r>
             <w:rPr>
               <w:rStyle w:val="Hyperlink"/>
@@ -952,7 +991,7 @@
           <w:sz w:val="24"/>
           <w:u w:val="single"/>
         </w:rPr>
-        <w:hyperlink r:id="rId11" w:history="1">
+        <w:hyperlink r:id="rId10" w:history="1">
           <w:r>
             <w:rPr>
               <w:rStyle w:val="Hyperlink"/>
@@ -1046,7 +1085,7 @@
           <w:sz w:val="24"/>
           <w:u w:val="single"/>
         </w:rPr>
-        <w:hyperlink r:id="rId10" w:history="1">
+        <w:hyperlink r:id="rId11" w:history="1">
           <w:r>
             <w:rPr>
               <w:rStyle w:val="Hyperlink"/>
@@ -1064,7 +1103,7 @@
           <w:sz w:val="24"/>
           <w:u w:val="single"/>
         </w:rPr>
-        <w:hyperlink r:id="rId10" w:history="1">
+        <w:hyperlink r:id="rId11" w:history="1">
           <w:r>
             <w:rPr>
               <w:rStyle w:val="Hyperlink"/>
@@ -1082,7 +1121,7 @@
           <w:sz w:val="24"/>
           <w:u w:val="single"/>
         </w:rPr>
-        <w:hyperlink r:id="rId10" w:history="1">
+        <w:hyperlink r:id="rId11" w:history="1">
           <w:r>
             <w:rPr>
               <w:rStyle w:val="Hyperlink"/>
@@ -2123,14 +2162,7 @@
           <w:sz w:val="24"/>
           <w:u w:val="single"/>
         </w:rPr>
-        <w:hyperlink r:id="rId11" w:history="1">
-          <w:r>
-            <w:rPr>
-              <w:rStyle w:val="Hyperlink"/>
-            </w:rPr>
-            <w:t>Gen</w:t>
-          </w:r>
-        </w:hyperlink>
+        <w:t>Gen</w:t>
       </w:r>
       <w:r>
         <w:rPr>
@@ -3039,7 +3071,7 @@
           <w:sz w:val="24"/>
           <w:u w:val="single"/>
         </w:rPr>
-        <w:hyperlink r:id="rId17" w:history="1">
+        <w:hyperlink r:id="rId16" w:history="1">
           <w:r>
             <w:rPr>
               <w:rStyle w:val="Hyperlink"/>
@@ -3057,7 +3089,7 @@
           <w:sz w:val="24"/>
           <w:u w:val="single"/>
         </w:rPr>
-        <w:hyperlink r:id="rId17" w:history="1">
+        <w:hyperlink r:id="rId16" w:history="1">
           <w:r>
             <w:rPr>
               <w:rStyle w:val="Hyperlink"/>
@@ -3068,7 +3100,6 @@
       </w:r>
       <w:r>
         <w:rPr>
-          <w:u w:val="single" w:color="0000ff"/>
           <w:rFonts w:ascii="Charis SIL Regular" w:hAnsi="Charis SIL Regular" w:eastAsia="Charis SIL Regular"/>
           <w:b w:val="0"/>
           <w:i w:val="0"/>
@@ -3093,7 +3124,7 @@
           <w:sz w:val="24"/>
           <w:u w:val="single"/>
         </w:rPr>
-        <w:hyperlink r:id="rId18" w:history="1">
+        <w:hyperlink r:id="rId16" w:history="1">
           <w:r>
             <w:rPr>
               <w:rStyle w:val="Hyperlink"/>
@@ -3140,7 +3171,7 @@
           <w:sz w:val="24"/>
           <w:u w:val="single"/>
         </w:rPr>
-        <w:hyperlink r:id="rId16" w:history="1">
+        <w:hyperlink r:id="rId18" w:history="1">
           <w:r>
             <w:rPr>
               <w:rStyle w:val="Hyperlink"/>

--- a/EXPORTS/DOCX/published/niveau2/Dutch/Science.docx
+++ b/EXPORTS/DOCX/published/niveau2/Dutch/Science.docx
@@ -283,46 +283,7 @@
           <w:color w:val="000000"/>
           <w:sz w:val="24"/>
         </w:rPr>
-        <w:t xml:space="preserve"> in Leiden en de Homo erectus fossielen die tijdens deze o</w:t>
-      </w:r>
-      <w:r>
-        <w:rPr>
-          <w:u w:val="single" w:color="0000ff"/>
-          <w:rFonts w:ascii="Charis SIL Regular" w:hAnsi="Charis SIL Regular" w:eastAsia="Charis SIL Regular"/>
-          <w:b w:val="0"/>
-          <w:i w:val="0"/>
-          <w:color w:val="000000"/>
-          <w:sz w:val="24"/>
-        </w:rPr>
-        <w:t>p</w:t>
-      </w:r>
-      <w:r>
-        <w:rPr>
-          <w:u w:val="single" w:color="0000ff"/>
-          <w:rFonts w:ascii="Charis SIL Regular" w:hAnsi="Charis SIL Regular" w:eastAsia="Charis SIL Regular"/>
-          <w:b w:val="0"/>
-          <w:i w:val="0"/>
-          <w:color w:val="000000"/>
-          <w:sz w:val="24"/>
-        </w:rPr>
-        <w:hyperlink r:id="rId9" w:history="1">
-          <w:r>
-            <w:rPr>
-              <w:rStyle w:val="Hyperlink"/>
-            </w:rPr>
-            <w:t>gravinge</w:t>
-          </w:r>
-        </w:hyperlink>
-      </w:r>
-      <w:r>
-        <w:rPr>
-          <w:rFonts w:ascii="Charis SIL Regular" w:hAnsi="Charis SIL Regular" w:eastAsia="Charis SIL Regular"/>
-          <w:b w:val="0"/>
-          <w:i w:val="0"/>
-          <w:color w:val="000000"/>
-          <w:sz w:val="24"/>
-        </w:rPr>
-        <w:t xml:space="preserve">n </w:t>
+        <w:t xml:space="preserve"> in Leiden en de Homo erectus fossielen die tijdens deze opgravingen </w:t>
       </w:r>
       <w:r>
         <w:rPr>
@@ -850,7 +811,7 @@
           <w:sz w:val="24"/>
           <w:u w:val="single"/>
         </w:rPr>
-        <w:hyperlink r:id="rId10" w:history="1">
+        <w:hyperlink r:id="rId11" w:history="1">
           <w:r>
             <w:rPr>
               <w:rStyle w:val="Hyperlink"/>
@@ -897,7 +858,7 @@
           <w:sz w:val="24"/>
           <w:u w:val="single"/>
         </w:rPr>
-        <w:hyperlink r:id="rId10" w:history="1">
+        <w:hyperlink r:id="rId11" w:history="1">
           <w:r>
             <w:rPr>
               <w:rStyle w:val="Hyperlink"/>
@@ -915,7 +876,7 @@
           <w:sz w:val="24"/>
           <w:u w:val="single"/>
         </w:rPr>
-        <w:hyperlink r:id="rId10" w:history="1">
+        <w:hyperlink r:id="rId11" w:history="1">
           <w:r>
             <w:rPr>
               <w:rStyle w:val="Hyperlink"/>
@@ -991,7 +952,7 @@
           <w:sz w:val="24"/>
           <w:u w:val="single"/>
         </w:rPr>
-        <w:hyperlink r:id="rId10" w:history="1">
+        <w:hyperlink r:id="rId11" w:history="1">
           <w:r>
             <w:rPr>
               <w:rStyle w:val="Hyperlink"/>
@@ -2162,7 +2123,14 @@
           <w:sz w:val="24"/>
           <w:u w:val="single"/>
         </w:rPr>
-        <w:t>Gen</w:t>
+        <w:hyperlink r:id="rId11" w:history="1">
+          <w:r>
+            <w:rPr>
+              <w:rStyle w:val="Hyperlink"/>
+            </w:rPr>
+            <w:t>Gen</w:t>
+          </w:r>
+        </w:hyperlink>
       </w:r>
       <w:r>
         <w:rPr>
@@ -2173,7 +2141,7 @@
           <w:sz w:val="24"/>
           <w:u w:val="single"/>
         </w:rPr>
-        <w:hyperlink r:id="rId15" w:history="1">
+        <w:hyperlink r:id="rId11" w:history="1">
           <w:r>
             <w:rPr>
               <w:rStyle w:val="Hyperlink"/>
@@ -2191,7 +2159,7 @@
           <w:sz w:val="24"/>
           <w:u w:val="single"/>
         </w:rPr>
-        <w:hyperlink r:id="rId15" w:history="1">
+        <w:hyperlink r:id="rId11" w:history="1">
           <w:r>
             <w:rPr>
               <w:rStyle w:val="Hyperlink"/>
@@ -3153,7 +3121,7 @@
           <w:sz w:val="24"/>
           <w:u w:val="single"/>
         </w:rPr>
-        <w:hyperlink r:id="rId18" w:history="1">
+        <w:hyperlink r:id="rId16" w:history="1">
           <w:r>
             <w:rPr>
               <w:rStyle w:val="Hyperlink"/>
@@ -3171,7 +3139,7 @@
           <w:sz w:val="24"/>
           <w:u w:val="single"/>
         </w:rPr>
-        <w:hyperlink r:id="rId18" w:history="1">
+        <w:hyperlink r:id="rId16" w:history="1">
           <w:r>
             <w:rPr>
               <w:rStyle w:val="Hyperlink"/>
@@ -3289,7 +3257,7 @@
           <w:sz w:val="24"/>
           <w:u w:val="single"/>
         </w:rPr>
-        <w:hyperlink r:id="rId19" w:history="1">
+        <w:hyperlink r:id="rId18" w:history="1">
           <w:r>
             <w:rPr>
               <w:rStyle w:val="Hyperlink"/>
@@ -3318,7 +3286,7 @@
           <w:sz w:val="24"/>
           <w:u w:val="single"/>
         </w:rPr>
-        <w:hyperlink r:id="rId19" w:history="1">
+        <w:hyperlink r:id="rId18" w:history="1">
           <w:r>
             <w:rPr>
               <w:rStyle w:val="Hyperlink"/>
@@ -3346,7 +3314,7 @@
           <w:sz w:val="24"/>
           <w:u w:val="single"/>
         </w:rPr>
-        <w:hyperlink r:id="rId20" w:history="1">
+        <w:hyperlink r:id="rId19" w:history="1">
           <w:r>
             <w:rPr>
               <w:rStyle w:val="Hyperlink"/>
@@ -3364,7 +3332,7 @@
           <w:sz w:val="24"/>
           <w:u w:val="single"/>
         </w:rPr>
-        <w:hyperlink r:id="rId20" w:history="1">
+        <w:hyperlink r:id="rId19" w:history="1">
           <w:r>
             <w:rPr>
               <w:rStyle w:val="Hyperlink"/>
@@ -3382,7 +3350,7 @@
           <w:sz w:val="24"/>
           <w:u w:val="single"/>
         </w:rPr>
-        <w:hyperlink r:id="rId20" w:history="1">
+        <w:hyperlink r:id="rId19" w:history="1">
           <w:r>
             <w:rPr>
               <w:rStyle w:val="Hyperlink"/>
@@ -3490,7 +3458,7 @@
           <w:sz w:val="24"/>
           <w:u w:val="single"/>
         </w:rPr>
-        <w:hyperlink r:id="rId21" w:history="1">
+        <w:hyperlink r:id="rId20" w:history="1">
           <w:r>
             <w:rPr>
               <w:rStyle w:val="Hyperlink"/>
@@ -3519,7 +3487,7 @@
           <w:sz w:val="24"/>
           <w:u w:val="single"/>
         </w:rPr>
-        <w:hyperlink r:id="rId21" w:history="1">
+        <w:hyperlink r:id="rId20" w:history="1">
           <w:r>
             <w:rPr>
               <w:rStyle w:val="Hyperlink"/>
@@ -3547,7 +3515,7 @@
           <w:sz w:val="24"/>
           <w:u w:val="single"/>
         </w:rPr>
-        <w:hyperlink r:id="rId22" w:history="1">
+        <w:hyperlink r:id="rId21" w:history="1">
           <w:r>
             <w:rPr>
               <w:rStyle w:val="Hyperlink"/>
@@ -3565,7 +3533,7 @@
           <w:sz w:val="24"/>
           <w:u w:val="single"/>
         </w:rPr>
-        <w:hyperlink r:id="rId22" w:history="1">
+        <w:hyperlink r:id="rId21" w:history="1">
           <w:r>
             <w:rPr>
               <w:rStyle w:val="Hyperlink"/>
@@ -3583,7 +3551,7 @@
           <w:sz w:val="24"/>
           <w:u w:val="single"/>
         </w:rPr>
-        <w:hyperlink r:id="rId22" w:history="1">
+        <w:hyperlink r:id="rId21" w:history="1">
           <w:r>
             <w:rPr>
               <w:rStyle w:val="Hyperlink"/>
@@ -3601,7 +3569,7 @@
           <w:sz w:val="24"/>
           <w:u w:val="single"/>
         </w:rPr>
-        <w:hyperlink r:id="rId22" w:history="1">
+        <w:hyperlink r:id="rId21" w:history="1">
           <w:r>
             <w:rPr>
               <w:rStyle w:val="Hyperlink"/>
